--- a/docs/factsheets/f-geomdist.docx
+++ b/docs/factsheets/f-geomdist.docx
@@ -43,18 +43,18 @@
           <wp:inline>
             <wp:extent cx="4754880" cy="4676931"/>
             <wp:effectExtent b="0" l="0" r="0" t="0"/>
-            <wp:docPr descr="An example of the geometric distribution with p=0.15." title="" id="21" name="Picture"/>
+            <wp:docPr descr="An example of the geometric distribution with p=0.15." title="" id="10" name="Picture"/>
             <a:graphic>
               <a:graphicData uri="http://schemas.openxmlformats.org/drawingml/2006/picture">
                 <pic:pic>
                   <pic:nvPicPr>
-                    <pic:cNvPr descr="./FiguresPNG/f-geomdist.png" id="22" name="Picture"/>
+                    <pic:cNvPr descr="./FiguresPNG/f-geomdist.png" id="11" name="Picture"/>
                     <pic:cNvPicPr>
                       <a:picLocks noChangeArrowheads="1" noChangeAspect="1"/>
                     </pic:cNvPicPr>
                   </pic:nvPicPr>
                   <pic:blipFill>
-                    <a:blip r:embed="rId20"/>
+                    <a:blip r:embed="rId9"/>
                     <a:stretch>
                       <a:fillRect/>
                     </a:stretch>
@@ -169,19 +169,21 @@
           </m:rPr>
           <m:t>Geometric</m:t>
         </m:r>
-        <m:d>
-          <m:dPr>
-            <m:begChr m:val="("/>
-            <m:sepChr m:val=""/>
-            <m:endChr m:val=")"/>
-            <m:grow/>
-          </m:dPr>
-          <m:e>
-            <m:r>
-              <m:t>p</m:t>
-            </m:r>
-          </m:e>
-        </m:d>
+        <m:r>
+          <m:rPr>
+            <m:sty m:val="p"/>
+          </m:rPr>
+          <m:t>(</m:t>
+        </m:r>
+        <m:r>
+          <m:t>p</m:t>
+        </m:r>
+        <m:r>
+          <m:rPr>
+            <m:sty m:val="p"/>
+          </m:rPr>
+          <m:t>)</m:t>
+        </m:r>
       </m:oMath>
     </w:p>
     <w:p>
@@ -319,24 +321,26 @@
             <m:oMath>
               <m:r>
                 <m:rPr>
+                  <m:scr m:val="double-struck"/>
                   <m:sty m:val="p"/>
-                  <m:scr m:val="double-struck"/>
                 </m:rPr>
                 <m:t>E</m:t>
               </m:r>
-              <m:d>
-                <m:dPr>
-                  <m:begChr m:val="("/>
-                  <m:sepChr m:val=""/>
-                  <m:endChr m:val=")"/>
-                  <m:grow/>
-                </m:dPr>
-                <m:e>
-                  <m:r>
-                    <m:t>X</m:t>
-                  </m:r>
-                </m:e>
-              </m:d>
+              <m:r>
+                <m:rPr>
+                  <m:sty m:val="p"/>
+                </m:rPr>
+                <m:t>(</m:t>
+              </m:r>
+              <m:r>
+                <m:t>X</m:t>
+              </m:r>
+              <m:r>
+                <m:rPr>
+                  <m:sty m:val="p"/>
+                </m:rPr>
+                <m:t>)</m:t>
+              </m:r>
               <m:r>
                 <m:rPr>
                   <m:sty m:val="p"/>
@@ -397,24 +401,26 @@
             <m:oMath>
               <m:r>
                 <m:rPr>
+                  <m:scr m:val="double-struck"/>
                   <m:sty m:val="p"/>
-                  <m:scr m:val="double-struck"/>
                 </m:rPr>
                 <m:t>V</m:t>
               </m:r>
-              <m:d>
-                <m:dPr>
-                  <m:begChr m:val="("/>
-                  <m:sepChr m:val=""/>
-                  <m:endChr m:val=")"/>
-                  <m:grow/>
-                </m:dPr>
-                <m:e>
-                  <m:r>
-                    <m:t>X</m:t>
-                  </m:r>
-                </m:e>
-              </m:d>
+              <m:r>
+                <m:rPr>
+                  <m:sty m:val="p"/>
+                </m:rPr>
+                <m:t>(</m:t>
+              </m:r>
+              <m:r>
+                <m:t>X</m:t>
+              </m:r>
+              <m:r>
+                <m:rPr>
+                  <m:sty m:val="p"/>
+                </m:rPr>
+                <m:t>)</m:t>
+              </m:r>
               <m:r>
                 <m:rPr>
                   <m:sty m:val="p"/>
@@ -493,63 +499,67 @@
             <m:oMath>
               <m:r>
                 <m:rPr>
+                  <m:scr m:val="double-struck"/>
                   <m:sty m:val="p"/>
-                  <m:scr m:val="double-struck"/>
                 </m:rPr>
                 <m:t>P</m:t>
               </m:r>
-              <m:d>
-                <m:dPr>
-                  <m:begChr m:val="("/>
-                  <m:sepChr m:val=""/>
-                  <m:endChr m:val=")"/>
-                  <m:grow/>
-                </m:dPr>
-                <m:e>
-                  <m:r>
-                    <m:t>X</m:t>
-                  </m:r>
-                  <m:r>
-                    <m:rPr>
-                      <m:sty m:val="p"/>
-                    </m:rPr>
-                    <m:t>=</m:t>
-                  </m:r>
-                  <m:r>
-                    <m:t>x</m:t>
-                  </m:r>
-                </m:e>
-              </m:d>
+              <m:r>
+                <m:rPr>
+                  <m:sty m:val="p"/>
+                </m:rPr>
+                <m:t>(</m:t>
+              </m:r>
+              <m:r>
+                <m:t>X</m:t>
+              </m:r>
               <m:r>
                 <m:rPr>
                   <m:sty m:val="p"/>
                 </m:rPr>
                 <m:t>=</m:t>
               </m:r>
+              <m:r>
+                <m:t>x</m:t>
+              </m:r>
+              <m:r>
+                <m:rPr>
+                  <m:sty m:val="p"/>
+                </m:rPr>
+                <m:t>)</m:t>
+              </m:r>
+              <m:r>
+                <m:rPr>
+                  <m:sty m:val="p"/>
+                </m:rPr>
+                <m:t>=</m:t>
+              </m:r>
+              <m:r>
+                <m:rPr>
+                  <m:sty m:val="p"/>
+                </m:rPr>
+                <m:t>(</m:t>
+              </m:r>
+              <m:r>
+                <m:t>1</m:t>
+              </m:r>
+              <m:r>
+                <m:rPr>
+                  <m:sty m:val="p"/>
+                </m:rPr>
+                <m:t>−</m:t>
+              </m:r>
+              <m:r>
+                <m:t>p</m:t>
+              </m:r>
               <m:sSup>
                 <m:e>
-                  <m:d>
-                    <m:dPr>
-                      <m:begChr m:val="("/>
-                      <m:sepChr m:val=""/>
-                      <m:endChr m:val=")"/>
-                      <m:grow/>
-                    </m:dPr>
-                    <m:e>
-                      <m:r>
-                        <m:t>1</m:t>
-                      </m:r>
-                      <m:r>
-                        <m:rPr>
-                          <m:sty m:val="p"/>
-                        </m:rPr>
-                        <m:t>−</m:t>
-                      </m:r>
-                      <m:r>
-                        <m:t>p</m:t>
-                      </m:r>
-                    </m:e>
-                  </m:d>
+                  <m:r>
+                    <m:rPr>
+                      <m:sty m:val="p"/>
+                    </m:rPr>
+                    <m:t>)</m:t>
+                  </m:r>
                 </m:e>
                 <m:sup>
                   <m:r>
@@ -608,33 +618,35 @@
             <m:oMath>
               <m:r>
                 <m:rPr>
+                  <m:scr m:val="double-struck"/>
                   <m:sty m:val="p"/>
-                  <m:scr m:val="double-struck"/>
                 </m:rPr>
                 <m:t>P</m:t>
               </m:r>
-              <m:d>
-                <m:dPr>
-                  <m:begChr m:val="("/>
-                  <m:sepChr m:val=""/>
-                  <m:endChr m:val=")"/>
-                  <m:grow/>
-                </m:dPr>
-                <m:e>
-                  <m:r>
-                    <m:t>X</m:t>
-                  </m:r>
-                  <m:r>
-                    <m:rPr>
-                      <m:sty m:val="p"/>
-                    </m:rPr>
-                    <m:t>≤</m:t>
-                  </m:r>
-                  <m:r>
-                    <m:t>x</m:t>
-                  </m:r>
-                </m:e>
-              </m:d>
+              <m:r>
+                <m:rPr>
+                  <m:sty m:val="p"/>
+                </m:rPr>
+                <m:t>(</m:t>
+              </m:r>
+              <m:r>
+                <m:t>X</m:t>
+              </m:r>
+              <m:r>
+                <m:rPr>
+                  <m:sty m:val="p"/>
+                </m:rPr>
+                <m:t>≤</m:t>
+              </m:r>
+              <m:r>
+                <m:t>x</m:t>
+              </m:r>
+              <m:r>
+                <m:rPr>
+                  <m:sty m:val="p"/>
+                </m:rPr>
+                <m:t>)</m:t>
+              </m:r>
               <m:r>
                 <m:rPr>
                   <m:sty m:val="p"/>
@@ -679,30 +691,32 @@
                           </m:rPr>
                           <m:t>−</m:t>
                         </m:r>
+                        <m:r>
+                          <m:rPr>
+                            <m:sty m:val="p"/>
+                          </m:rPr>
+                          <m:t>(</m:t>
+                        </m:r>
+                        <m:r>
+                          <m:t>1</m:t>
+                        </m:r>
+                        <m:r>
+                          <m:rPr>
+                            <m:sty m:val="p"/>
+                          </m:rPr>
+                          <m:t>−</m:t>
+                        </m:r>
+                        <m:r>
+                          <m:t>p</m:t>
+                        </m:r>
                         <m:sSup>
                           <m:e>
-                            <m:d>
-                              <m:dPr>
-                                <m:begChr m:val="("/>
-                                <m:sepChr m:val=""/>
-                                <m:endChr m:val=")"/>
-                                <m:grow/>
-                              </m:dPr>
-                              <m:e>
-                                <m:r>
-                                  <m:t>1</m:t>
-                                </m:r>
-                                <m:r>
-                                  <m:rPr>
-                                    <m:sty m:val="p"/>
-                                  </m:rPr>
-                                  <m:t>−</m:t>
-                                </m:r>
-                                <m:r>
-                                  <m:t>p</m:t>
-                                </m:r>
-                              </m:e>
-                            </m:d>
+                            <m:r>
+                              <m:rPr>
+                                <m:sty m:val="p"/>
+                              </m:rPr>
+                              <m:t>)</m:t>
+                            </m:r>
                           </m:e>
                           <m:sup>
                             <m:r>
@@ -715,8 +729,8 @@
                         <m:r>
                           <m:rPr>
                             <m:nor/>
+                            <m:scr m:val="sans-serif"/>
                             <m:sty m:val="p"/>
-                            <m:scr m:val="sans-serif"/>
                           </m:rPr>
                           <m:t>if </m:t>
                         </m:r>
@@ -744,8 +758,8 @@
                         <m:r>
                           <m:rPr>
                             <m:nor/>
+                            <m:scr m:val="sans-serif"/>
                             <m:sty m:val="p"/>
-                            <m:scr m:val="sans-serif"/>
                           </m:rPr>
                           <m:t>if </m:t>
                         </m:r>
@@ -794,19 +808,7 @@
         <w:t xml:space="preserve"> </w:t>
       </w:r>
       <w:r>
-        <w:t xml:space="preserve">You flip a coin multiple times, and the probability of getting</w:t>
-      </w:r>
-      <w:r>
-        <w:t xml:space="preserve"> </w:t>
-      </w:r>
-      <w:r>
-        <w:t xml:space="preserve">‘heads’</w:t>
-      </w:r>
-      <w:r>
-        <w:t xml:space="preserve"> </w:t>
-      </w:r>
-      <w:r>
-        <w:t xml:space="preserve">is</w:t>
+        <w:t xml:space="preserve">You flip a coin multiple times, and the probability of getting ‘heads’ is</w:t>
       </w:r>
       <w:r>
         <w:t xml:space="preserve"> </w:t>
@@ -817,28 +819,7 @@
         </m:r>
       </m:oMath>
       <w:r>
-        <w:t xml:space="preserve">. You decide to stop flipping the coin once you get a</w:t>
-      </w:r>
-      <w:r>
-        <w:t xml:space="preserve"> </w:t>
-      </w:r>
-      <w:r>
-        <w:t xml:space="preserve">‘heads’</w:t>
-      </w:r>
-      <w:r>
-        <w:t xml:space="preserve">. Taking</w:t>
-      </w:r>
-      <w:r>
-        <w:t xml:space="preserve"> </w:t>
-      </w:r>
-      <w:r>
-        <w:t xml:space="preserve">‘heads’</w:t>
-      </w:r>
-      <w:r>
-        <w:t xml:space="preserve"> </w:t>
-      </w:r>
-      <w:r>
-        <w:t xml:space="preserve">as a success, this can be expressed as</w:t>
+        <w:t xml:space="preserve">. You decide to stop flipping the coin once you get a ‘heads’. Taking ‘heads’ as a success, this can be expressed as</w:t>
       </w:r>
       <w:r>
         <w:t xml:space="preserve"> </w:t>
@@ -860,19 +841,21 @@
           </m:rPr>
           <m:t>Geometric</m:t>
         </m:r>
-        <m:d>
-          <m:dPr>
-            <m:begChr m:val="("/>
-            <m:sepChr m:val=""/>
-            <m:endChr m:val=")"/>
-            <m:grow/>
-          </m:dPr>
-          <m:e>
-            <m:r>
-              <m:t>0.5</m:t>
-            </m:r>
-          </m:e>
-        </m:d>
+        <m:r>
+          <m:rPr>
+            <m:sty m:val="p"/>
+          </m:rPr>
+          <m:t>(</m:t>
+        </m:r>
+        <m:r>
+          <m:t>0.5</m:t>
+        </m:r>
+        <m:r>
+          <m:rPr>
+            <m:sty m:val="p"/>
+          </m:rPr>
+          <m:t>)</m:t>
+        </m:r>
       </m:oMath>
       <w:r>
         <w:t xml:space="preserve">. It means the probability of success is</w:t>
@@ -889,7 +872,7 @@
         <w:t xml:space="preserve">, and you will stop conducting trials after you reach a success.</w:t>
       </w:r>
     </w:p>
-    <w:bookmarkStart w:id="26" w:name="further-reading"/>
+    <w:bookmarkStart w:id="15" w:name="further-reading"/>
     <w:p>
       <w:pPr>
         <w:pStyle w:val="Heading1"/>
@@ -902,7 +885,7 @@
       <w:pPr>
         <w:pStyle w:val="FirstParagraph"/>
       </w:pPr>
-      <w:hyperlink r:id="rId23">
+      <w:hyperlink r:id="rId12">
         <w:r>
           <w:rPr>
             <w:rStyle w:val="Hyperlink"/>
@@ -911,7 +894,7 @@
         </w:r>
       </w:hyperlink>
     </w:p>
-    <w:bookmarkStart w:id="25" w:name="version-history"/>
+    <w:bookmarkStart w:id="14" w:name="version-history"/>
     <w:p>
       <w:pPr>
         <w:pStyle w:val="Heading2"/>
@@ -942,7 +925,7 @@
       <w:r>
         <w:t xml:space="preserve"> </w:t>
       </w:r>
-      <w:hyperlink r:id="rId23">
+      <w:hyperlink r:id="rId12">
         <w:r>
           <w:rPr>
             <w:rStyle w:val="Hyperlink"/>
@@ -961,7 +944,7 @@
       <w:pPr>
         <w:pStyle w:val="FirstParagraph"/>
       </w:pPr>
-      <w:hyperlink r:id="rId24">
+      <w:hyperlink r:id="rId13">
         <w:r>
           <w:rPr>
             <w:rStyle w:val="Hyperlink"/>
@@ -970,8 +953,8 @@
         </w:r>
       </w:hyperlink>
     </w:p>
-    <w:bookmarkEnd w:id="25"/>
-    <w:bookmarkEnd w:id="26"/>
+    <w:bookmarkEnd w:id="14"/>
+    <w:bookmarkEnd w:id="15"/>
     <w:sectPr>
       <w:pgSz w:h="15840" w:w="12240"/>
       <w:pgMar w:bottom="1440" w:footer="720" w:gutter="0" w:header="720" w:left="1440" w:right="1440" w:top="1440"/>
